--- a/tailored_resumes/lever-meesho-cb16706c-296f-4567-a41f-86206a54ee29.docx
+++ b/tailored_resumes/lever-meesho-cb16706c-296f-4567-a41f-86206a54ee29.docx
@@ -25,7 +25,7 @@
     </w:p>
     <w:p>
       <w:r>
-        <w:t>Entry-level engineer with a strong foundation in Python and SQL database design, focused on building reliable and scalable technical solutions. Demonstrates an ownership mindset through complex SoC verification projects and data-driven decision-making in simulated business environments.</w:t>
+        <w:t>Detail-oriented engineering graduate with core competencies in Python, SQL, database design, and query optimization. Demonstrates a strong problem-solving mindset and commitment to system reliability, analytical accuracy, and continuous technical improvement. Eager to bring an ownership-driven approach to high-scale backend and data-driven systems.</w:t>
       </w:r>
     </w:p>
     <w:p>
@@ -38,7 +38,7 @@
     </w:p>
     <w:p>
       <w:r>
-        <w:t>Python, SQL, Database Design, Query Optimization, Data Visualization, Excel</w:t>
+        <w:t>Python, SQL, Database Design, Query Optimization</w:t>
       </w:r>
     </w:p>
     <w:p>
@@ -62,7 +62,7 @@
         <w:pStyle w:val="ListBullet"/>
       </w:pPr>
       <w:r>
-        <w:t>Executed a data analysis simulation involving forensic technology to draw actionable business conclusions for a large-scale organization.</w:t>
+        <w:t>Completed a structured job simulation focusing on forensic technology and data analysis to resolve complex data challenges</w:t>
       </w:r>
     </w:p>
     <w:p>
@@ -70,7 +70,15 @@
         <w:pStyle w:val="ListBullet"/>
       </w:pPr>
       <w:r>
-        <w:t>Utilized Excel for data classification and Tableau to create dashboards that visualize complex datasets for business stakeholders.</w:t>
+        <w:t>Classified large datasets using Excel and applied analytical techniques to extract reliable business insights</w:t>
+      </w:r>
+    </w:p>
+    <w:p>
+      <w:pPr>
+        <w:pStyle w:val="ListBullet"/>
+      </w:pPr>
+      <w:r>
+        <w:t>Built and maintained visualization dashboards in Tableau to communicate performance findings effectively</w:t>
       </w:r>
     </w:p>
     <w:p>
@@ -102,7 +110,7 @@
         <w:pStyle w:val="ListBullet"/>
       </w:pPr>
       <w:r>
-        <w:t>Identified and resolved Clock Domain Crossing issues in complex SoC designs to ensure high-performance system reliability.</w:t>
+        <w:t>Identified and resolved critical Clock Domain Crossing issues in complex system architectures to ensure high reliability</w:t>
       </w:r>
     </w:p>
     <w:p>
@@ -110,7 +118,7 @@
         <w:pStyle w:val="ListBullet"/>
       </w:pPr>
       <w:r>
-        <w:t>Implemented verification strategies using industry-standard tools to detect metastability risks and improve design stability.</w:t>
+        <w:t>Implemented structured verification strategies using industry-standard tools to mitigate metastability and timing risks</w:t>
       </w:r>
     </w:p>
     <w:p>
@@ -118,7 +126,7 @@
         <w:pStyle w:val="ListBullet"/>
       </w:pPr>
       <w:r>
-        <w:t>Demonstrated a founder's mindset by taking end-to-end ownership of a community service project focused on digital fraud prevention and awareness.</w:t>
+        <w:t>Enhanced overall design integrity and stability through proactive problem identification and rigorous testing</w:t>
       </w:r>
     </w:p>
     <w:p>

--- a/tailored_resumes/lever-meesho-cb16706c-296f-4567-a41f-86206a54ee29.docx
+++ b/tailored_resumes/lever-meesho-cb16706c-296f-4567-a41f-86206a54ee29.docx
@@ -25,7 +25,7 @@
     </w:p>
     <w:p>
       <w:r>
-        <w:t>Detail-oriented engineering graduate with core competencies in Python, SQL, database design, and query optimization. Demonstrates a strong problem-solving mindset and commitment to system reliability, analytical accuracy, and continuous technical improvement. Eager to bring an ownership-driven approach to high-scale backend and data-driven systems.</w:t>
+        <w:t>Entry-level engineering graduate with core technical strengths in SQL, Python, Query Optimization, and Database Design. Brings an ownership mindset demonstrated through data analysis simulations and technical hardware projects. Eager to leverage foundational database and analytical capabilities to support high-reliability backend and data environments.</w:t>
       </w:r>
     </w:p>
     <w:p>
@@ -38,7 +38,7 @@
     </w:p>
     <w:p>
       <w:r>
-        <w:t>Python, SQL, Database Design, Query Optimization</w:t>
+        <w:t>SQL, Python, Query Optimization, Database Design, Data Visualization, Excel</w:t>
       </w:r>
     </w:p>
     <w:p>
@@ -62,7 +62,7 @@
         <w:pStyle w:val="ListBullet"/>
       </w:pPr>
       <w:r>
-        <w:t>Completed a structured job simulation focusing on forensic technology and data analysis to resolve complex data challenges</w:t>
+        <w:t>Completed a Deloitte data analysis and forensic technology job simulation focused on analytical problem-solving</w:t>
       </w:r>
     </w:p>
     <w:p>
@@ -70,15 +70,7 @@
         <w:pStyle w:val="ListBullet"/>
       </w:pPr>
       <w:r>
-        <w:t>Classified large datasets using Excel and applied analytical techniques to extract reliable business insights</w:t>
-      </w:r>
-    </w:p>
-    <w:p>
-      <w:pPr>
-        <w:pStyle w:val="ListBullet"/>
-      </w:pPr>
-      <w:r>
-        <w:t>Built and maintained visualization dashboards in Tableau to communicate performance findings effectively</w:t>
+        <w:t>Developed interactive data dashboards using Tableau and utilized Excel to classify data and derive business conclusions</w:t>
       </w:r>
     </w:p>
     <w:p>
@@ -110,7 +102,7 @@
         <w:pStyle w:val="ListBullet"/>
       </w:pPr>
       <w:r>
-        <w:t>Identified and resolved critical Clock Domain Crossing issues in complex system architectures to ensure high reliability</w:t>
+        <w:t>Identified and resolved Clock Domain Crossing (CDC) issues in complex SoC designs to maximize system reliability and eliminate risks</w:t>
       </w:r>
     </w:p>
     <w:p>
@@ -118,7 +110,7 @@
         <w:pStyle w:val="ListBullet"/>
       </w:pPr>
       <w:r>
-        <w:t>Implemented structured verification strategies using industry-standard tools to mitigate metastability and timing risks</w:t>
+        <w:t>Implemented CDC verification strategies using industry-standard tools to ensure robust design performance</w:t>
       </w:r>
     </w:p>
     <w:p>
@@ -126,7 +118,7 @@
         <w:pStyle w:val="ListBullet"/>
       </w:pPr>
       <w:r>
-        <w:t>Enhanced overall design integrity and stability through proactive problem identification and rigorous testing</w:t>
+        <w:t>Conducted community service research on online scams and cyber fraud, preparing materials to communicate digital safety practices</w:t>
       </w:r>
     </w:p>
     <w:p>

--- a/tailored_resumes/lever-meesho-cb16706c-296f-4567-a41f-86206a54ee29.docx
+++ b/tailored_resumes/lever-meesho-cb16706c-296f-4567-a41f-86206a54ee29.docx
@@ -25,7 +25,7 @@
     </w:p>
     <w:p>
       <w:r>
-        <w:t>Entry-level engineering graduate with core technical strengths in SQL, Python, Query Optimization, and Database Design. Brings an ownership mindset demonstrated through data analysis simulations and technical hardware projects. Eager to leverage foundational database and analytical capabilities to support high-reliability backend and data environments.</w:t>
+        <w:t>Detail-oriented engineer with a strong foundation in Python, SQL, and database design, focused on building reliable and scalable technical solutions. Proven ability to handle complex problem-solving through SoC verification and data analytics simulations, emphasizing data integrity and system reliability.</w:t>
       </w:r>
     </w:p>
     <w:p>
@@ -38,7 +38,7 @@
     </w:p>
     <w:p>
       <w:r>
-        <w:t>SQL, Python, Query Optimization, Database Design, Data Visualization, Excel</w:t>
+        <w:t>Python, SQL, Database Design, Query Optimization, Data Visualization, Excel</w:t>
       </w:r>
     </w:p>
     <w:p>
@@ -62,7 +62,7 @@
         <w:pStyle w:val="ListBullet"/>
       </w:pPr>
       <w:r>
-        <w:t>Completed a Deloitte data analysis and forensic technology job simulation focused on analytical problem-solving</w:t>
+        <w:t>Completed a data analysis and forensic technology simulation involving complex data classification to draw actionable business conclusions.</w:t>
       </w:r>
     </w:p>
     <w:p>
@@ -70,7 +70,15 @@
         <w:pStyle w:val="ListBullet"/>
       </w:pPr>
       <w:r>
-        <w:t>Developed interactive data dashboards using Tableau and utilized Excel to classify data and derive business conclusions</w:t>
+        <w:t>Developed data dashboards using Tableau to visualize datasets and support data-driven decision-making.</w:t>
+      </w:r>
+    </w:p>
+    <w:p>
+      <w:pPr>
+        <w:pStyle w:val="ListBullet"/>
+      </w:pPr>
+      <w:r>
+        <w:t>Utilized Excel to classify data and identify patterns, ensuring accuracy in business-critical reporting.</w:t>
       </w:r>
     </w:p>
     <w:p>
@@ -102,7 +110,7 @@
         <w:pStyle w:val="ListBullet"/>
       </w:pPr>
       <w:r>
-        <w:t>Identified and resolved Clock Domain Crossing (CDC) issues in complex SoC designs to maximize system reliability and eliminate risks</w:t>
+        <w:t>Identified and resolved Clock Domain Crossing (CDC) issues in complex SoC designs to improve design reliability and mitigate metastability risks.</w:t>
       </w:r>
     </w:p>
     <w:p>
@@ -110,7 +118,7 @@
         <w:pStyle w:val="ListBullet"/>
       </w:pPr>
       <w:r>
-        <w:t>Implemented CDC verification strategies using industry-standard tools to ensure robust design performance</w:t>
+        <w:t>Implemented technical verification strategies using industry-standard tools to ensure high-performance hardware integrity.</w:t>
       </w:r>
     </w:p>
     <w:p>
@@ -118,7 +126,7 @@
         <w:pStyle w:val="ListBullet"/>
       </w:pPr>
       <w:r>
-        <w:t>Conducted community service research on online scams and cyber fraud, preparing materials to communicate digital safety practices</w:t>
+        <w:t>Led a community initiative on digital fraud prevention, focusing on cybersecurity awareness and the implementation of safe digital practices.</w:t>
       </w:r>
     </w:p>
     <w:p>

--- a/tailored_resumes/lever-meesho-cb16706c-296f-4567-a41f-86206a54ee29.docx
+++ b/tailored_resumes/lever-meesho-cb16706c-296f-4567-a41f-86206a54ee29.docx
@@ -25,7 +25,7 @@
     </w:p>
     <w:p>
       <w:r>
-        <w:t>Detail-oriented engineer with a strong foundation in Python, SQL, and database design, focused on building reliable and scalable technical solutions. Proven ability to handle complex problem-solving through SoC verification and data analytics simulations, emphasizing data integrity and system reliability.</w:t>
+        <w:t>Entry-level engineering graduate with a strong foundation in Python, SQL, Database Design, and Query Optimization. Demonstrates an analytical mindset and problem-solving skills derived from technical project execution and data simulation experience. Committed to applying robust data and software fundamentals to contribute to scalable system engineering.</w:t>
       </w:r>
     </w:p>
     <w:p>
@@ -62,7 +62,7 @@
         <w:pStyle w:val="ListBullet"/>
       </w:pPr>
       <w:r>
-        <w:t>Completed a data analysis and forensic technology simulation involving complex data classification to draw actionable business conclusions.</w:t>
+        <w:t>Completed a data analytics job simulation involving structured data analysis and forensic technology evaluation.</w:t>
       </w:r>
     </w:p>
     <w:p>
@@ -70,7 +70,7 @@
         <w:pStyle w:val="ListBullet"/>
       </w:pPr>
       <w:r>
-        <w:t>Developed data dashboards using Tableau to visualize datasets and support data-driven decision-making.</w:t>
+        <w:t>Utilized Excel to analyze and classify data sets to draw actionable technical and business conclusions.</w:t>
       </w:r>
     </w:p>
     <w:p>
@@ -78,7 +78,7 @@
         <w:pStyle w:val="ListBullet"/>
       </w:pPr>
       <w:r>
-        <w:t>Utilized Excel to classify data and identify patterns, ensuring accuracy in business-critical reporting.</w:t>
+        <w:t>Designed and built an interactive data dashboard using Tableau for key metrics visualization.</w:t>
       </w:r>
     </w:p>
     <w:p>
@@ -110,7 +110,7 @@
         <w:pStyle w:val="ListBullet"/>
       </w:pPr>
       <w:r>
-        <w:t>Identified and resolved Clock Domain Crossing (CDC) issues in complex SoC designs to improve design reliability and mitigate metastability risks.</w:t>
+        <w:t>Identified and resolved Clock Domain Crossing (CDC) issues in complex SoC designs to mitigate metastability risks.</w:t>
       </w:r>
     </w:p>
     <w:p>
@@ -118,7 +118,7 @@
         <w:pStyle w:val="ListBullet"/>
       </w:pPr>
       <w:r>
-        <w:t>Implemented technical verification strategies using industry-standard tools to ensure high-performance hardware integrity.</w:t>
+        <w:t>Implemented CDC verification strategies using industry-standard tools to enhance system design reliability.</w:t>
       </w:r>
     </w:p>
     <w:p>
@@ -126,7 +126,7 @@
         <w:pStyle w:val="ListBullet"/>
       </w:pPr>
       <w:r>
-        <w:t>Led a community initiative on digital fraud prevention, focusing on cybersecurity awareness and the implementation of safe digital practices.</w:t>
+        <w:t>Organized and delivered community outreach initiatives focused on cyber fraud prevention and safe digital practices.</w:t>
       </w:r>
     </w:p>
     <w:p>

--- a/tailored_resumes/lever-meesho-cb16706c-296f-4567-a41f-86206a54ee29.docx
+++ b/tailored_resumes/lever-meesho-cb16706c-296f-4567-a41f-86206a54ee29.docx
@@ -25,7 +25,7 @@
     </w:p>
     <w:p>
       <w:r>
-        <w:t>Entry-level engineering graduate with a strong foundation in Python, SQL, Database Design, and Query Optimization. Demonstrates an analytical mindset and problem-solving skills derived from technical project execution and data simulation experience. Committed to applying robust data and software fundamentals to contribute to scalable system engineering.</w:t>
+        <w:t>Entry-level engineering graduate with foundational expertise in Python, SQL, Database Design, and Query Optimization. Demonstrates a strong ownership mindset through hands-on experience in data analysis, system verification, and dashboard creation. Eager to leverage analytical and technical skills to support high-reliability engineering and data-driven solutions.</w:t>
       </w:r>
     </w:p>
     <w:p>
@@ -38,7 +38,7 @@
     </w:p>
     <w:p>
       <w:r>
-        <w:t>Python, SQL, Database Design, Query Optimization, Data Visualization, Excel</w:t>
+        <w:t>SQL, Python, Database Design, Query Optimization, Data Visualization, Excel</w:t>
       </w:r>
     </w:p>
     <w:p>
@@ -62,7 +62,7 @@
         <w:pStyle w:val="ListBullet"/>
       </w:pPr>
       <w:r>
-        <w:t>Completed a data analytics job simulation involving structured data analysis and forensic technology evaluation.</w:t>
+        <w:t>Executed data analysis and forensic technology workflows within a Deloitte job simulation to solve complex data problems.</w:t>
       </w:r>
     </w:p>
     <w:p>
@@ -70,15 +70,7 @@
         <w:pStyle w:val="ListBullet"/>
       </w:pPr>
       <w:r>
-        <w:t>Utilized Excel to analyze and classify data sets to draw actionable technical and business conclusions.</w:t>
-      </w:r>
-    </w:p>
-    <w:p>
-      <w:pPr>
-        <w:pStyle w:val="ListBullet"/>
-      </w:pPr>
-      <w:r>
-        <w:t>Designed and built an interactive data dashboard using Tableau for key metrics visualization.</w:t>
+        <w:t>Designed an interactive Tableau dashboard and utilized Excel to classify data and drive actionable business insights.</w:t>
       </w:r>
     </w:p>
     <w:p>
@@ -110,7 +102,7 @@
         <w:pStyle w:val="ListBullet"/>
       </w:pPr>
       <w:r>
-        <w:t>Identified and resolved Clock Domain Crossing (CDC) issues in complex SoC designs to mitigate metastability risks.</w:t>
+        <w:t>Identified and resolved Clock Domain Crossing (CDC) issues in complex SoC designs using industry-standard tools to enhance system reliability and mitigate risks.</w:t>
       </w:r>
     </w:p>
     <w:p>
@@ -118,15 +110,7 @@
         <w:pStyle w:val="ListBullet"/>
       </w:pPr>
       <w:r>
-        <w:t>Implemented CDC verification strategies using industry-standard tools to enhance system design reliability.</w:t>
-      </w:r>
-    </w:p>
-    <w:p>
-      <w:pPr>
-        <w:pStyle w:val="ListBullet"/>
-      </w:pPr>
-      <w:r>
-        <w:t>Organized and delivered community outreach initiatives focused on cyber fraud prevention and safe digital practices.</w:t>
+        <w:t>Conducted awareness sessions and created educational materials on digital fraud and phishing prevention for a community service project.</w:t>
       </w:r>
     </w:p>
     <w:p>

--- a/tailored_resumes/lever-meesho-cb16706c-296f-4567-a41f-86206a54ee29.docx
+++ b/tailored_resumes/lever-meesho-cb16706c-296f-4567-a41f-86206a54ee29.docx
@@ -25,7 +25,7 @@
     </w:p>
     <w:p>
       <w:r>
-        <w:t>Entry-level engineering graduate with foundational expertise in Python, SQL, Database Design, and Query Optimization. Demonstrates a strong ownership mindset through hands-on experience in data analysis, system verification, and dashboard creation. Eager to leverage analytical and technical skills to support high-reliability engineering and data-driven solutions.</w:t>
+        <w:t>Entry-level professional with a B.Tech in Electronics and Communication Engineering, offering technical skills in SQL, Python, database design, and query optimization. Possesses an ownership mindset and hands-on experience in data analysis, dashboard creation, and technical verification, aiming to deliver scalable, reliable solutions.</w:t>
       </w:r>
     </w:p>
     <w:p>
@@ -62,7 +62,7 @@
         <w:pStyle w:val="ListBullet"/>
       </w:pPr>
       <w:r>
-        <w:t>Executed data analysis and forensic technology workflows within a Deloitte job simulation to solve complex data problems.</w:t>
+        <w:t>Completed a Deloitte data analytics job simulation, utilizing structured data analysis techniques to support reliable decision-making.</w:t>
       </w:r>
     </w:p>
     <w:p>
@@ -70,7 +70,7 @@
         <w:pStyle w:val="ListBullet"/>
       </w:pPr>
       <w:r>
-        <w:t>Designed an interactive Tableau dashboard and utilized Excel to classify data and drive actionable business insights.</w:t>
+        <w:t>Built a clear data dashboard in Tableau and leveraged Excel to classify data and drive actionable insights.</w:t>
       </w:r>
     </w:p>
     <w:p>
@@ -102,7 +102,7 @@
         <w:pStyle w:val="ListBullet"/>
       </w:pPr>
       <w:r>
-        <w:t>Identified and resolved Clock Domain Crossing (CDC) issues in complex SoC designs using industry-standard tools to enhance system reliability and mitigate risks.</w:t>
+        <w:t>Identified and resolved complex system architecture issues in SoC designs to reduce reliability risks and prevent failures.</w:t>
       </w:r>
     </w:p>
     <w:p>
@@ -110,7 +110,15 @@
         <w:pStyle w:val="ListBullet"/>
       </w:pPr>
       <w:r>
-        <w:t>Conducted awareness sessions and created educational materials on digital fraud and phishing prevention for a community service project.</w:t>
+        <w:t>Implemented rigorous technical verification strategies using industry-standard tools to optimize design performance.</w:t>
+      </w:r>
+    </w:p>
+    <w:p>
+      <w:pPr>
+        <w:pStyle w:val="ListBullet"/>
+      </w:pPr>
+      <w:r>
+        <w:t>Conducted educational sessions on safe digital practices and cyber fraud prevention to promote user security awareness.</w:t>
       </w:r>
     </w:p>
     <w:p>

--- a/tailored_resumes/lever-meesho-cb16706c-296f-4567-a41f-86206a54ee29.docx
+++ b/tailored_resumes/lever-meesho-cb16706c-296f-4567-a41f-86206a54ee29.docx
@@ -25,7 +25,7 @@
     </w:p>
     <w:p>
       <w:r>
-        <w:t>Entry-level professional with a B.Tech in Electronics and Communication Engineering, offering technical skills in SQL, Python, database design, and query optimization. Possesses an ownership mindset and hands-on experience in data analysis, dashboard creation, and technical verification, aiming to deliver scalable, reliable solutions.</w:t>
+        <w:t>Entry-level B.Tech graduate with strong technical foundations in Python, SQL, Query Optimization, and Database Design. Demonstrates a focused problem-solving and ownership mindset through analytical job simulations and engineering projects focused on system reliability.</w:t>
       </w:r>
     </w:p>
     <w:p>
@@ -38,7 +38,7 @@
     </w:p>
     <w:p>
       <w:r>
-        <w:t>SQL, Python, Database Design, Query Optimization, Data Visualization, Excel</w:t>
+        <w:t>Python, SQL, Query Optimization, Database Design, AI fundamentals</w:t>
       </w:r>
     </w:p>
     <w:p>
@@ -62,7 +62,7 @@
         <w:pStyle w:val="ListBullet"/>
       </w:pPr>
       <w:r>
-        <w:t>Completed a Deloitte data analytics job simulation, utilizing structured data analysis techniques to support reliable decision-making.</w:t>
+        <w:t>Completed a Deloitte job simulation analyzing datasets to extract actionable business insights and support data-driven decision making</w:t>
       </w:r>
     </w:p>
     <w:p>
@@ -70,7 +70,15 @@
         <w:pStyle w:val="ListBullet"/>
       </w:pPr>
       <w:r>
-        <w:t>Built a clear data dashboard in Tableau and leveraged Excel to classify data and drive actionable insights.</w:t>
+        <w:t>Utilized Excel to classify backend data structures and draw structured conclusions</w:t>
+      </w:r>
+    </w:p>
+    <w:p>
+      <w:pPr>
+        <w:pStyle w:val="ListBullet"/>
+      </w:pPr>
+      <w:r>
+        <w:t>Designed and deployed visualization dashboards in Tableau to communicate analytics effectively</w:t>
       </w:r>
     </w:p>
     <w:p>
@@ -102,7 +110,7 @@
         <w:pStyle w:val="ListBullet"/>
       </w:pPr>
       <w:r>
-        <w:t>Identified and resolved complex system architecture issues in SoC designs to reduce reliability risks and prevent failures.</w:t>
+        <w:t>Identified and resolved Clock Domain Crossing issues in complex SoC designs to improve overall system reliability and control timing risks</w:t>
       </w:r>
     </w:p>
     <w:p>
@@ -110,7 +118,7 @@
         <w:pStyle w:val="ListBullet"/>
       </w:pPr>
       <w:r>
-        <w:t>Implemented rigorous technical verification strategies using industry-standard tools to optimize design performance.</w:t>
+        <w:t>Implemented verification strategies using standard technical tools to proactively detect design vulnerabilities</w:t>
       </w:r>
     </w:p>
     <w:p>
@@ -118,7 +126,7 @@
         <w:pStyle w:val="ListBullet"/>
       </w:pPr>
       <w:r>
-        <w:t>Conducted educational sessions on safe digital practices and cyber fraud prevention to promote user security awareness.</w:t>
+        <w:t>Led digital safety awareness initiatives addressing cyber fraud, phishing prevention, and safe digital practices</w:t>
       </w:r>
     </w:p>
     <w:p>
